--- a/video-editor/Video Structure Editor – Usability Test.docx
+++ b/video-editor/Video Structure Editor – Usability Test.docx
@@ -48,8 +48,8 @@
         <w:rPr>
           <w:noProof/>
         </w:rPr>
-        <w:pict w14:anchorId="577AC57B">
-          <v:rect id="_x0000_i1036" alt="" style="width:468pt;height:.05pt;mso-width-percent:0;mso-height-percent:0;mso-width-percent:0;mso-height-percent:0" o:hralign="center" o:hrstd="t" o:hr="t"/>
+        <w:pict w14:anchorId="39E2D113">
+          <v:rect id="_x0000_i1039" alt="" style="width:468pt;height:.05pt;mso-width-percent:0;mso-height-percent:0;mso-width-percent:0;mso-height-percent:0" o:hralign="center" o:hrstd="t" o:hr="t"/>
         </w:pict>
       </w:r>
     </w:p>
@@ -103,8 +103,8 @@
         <w:rPr>
           <w:noProof/>
         </w:rPr>
-        <w:pict w14:anchorId="1C898A68">
-          <v:rect id="_x0000_i1035" alt="" style="width:468pt;height:.05pt;mso-width-percent:0;mso-height-percent:0;mso-width-percent:0;mso-height-percent:0" o:hralign="center" o:hrstd="t" o:hr="t"/>
+        <w:pict w14:anchorId="4F83EAF0">
+          <v:rect id="_x0000_i1038" alt="" style="width:468pt;height:.05pt;mso-width-percent:0;mso-height-percent:0;mso-width-percent:0;mso-height-percent:0" o:hralign="center" o:hrstd="t" o:hr="t"/>
         </w:pict>
       </w:r>
     </w:p>
@@ -140,8 +140,8 @@
         <w:rPr>
           <w:noProof/>
         </w:rPr>
-        <w:pict w14:anchorId="2540AE1D">
-          <v:rect id="_x0000_i1034" alt="" style="width:468pt;height:.05pt;mso-width-percent:0;mso-height-percent:0;mso-width-percent:0;mso-height-percent:0" o:hralign="center" o:hrstd="t" o:hr="t"/>
+        <w:pict w14:anchorId="6D6EF2A1">
+          <v:rect id="_x0000_i1037" alt="" style="width:468pt;height:.05pt;mso-width-percent:0;mso-height-percent:0;mso-width-percent:0;mso-height-percent:0" o:hralign="center" o:hrstd="t" o:hr="t"/>
         </w:pict>
       </w:r>
     </w:p>
@@ -180,8 +180,8 @@
         <w:rPr>
           <w:noProof/>
         </w:rPr>
-        <w:pict w14:anchorId="036E0813">
-          <v:rect id="_x0000_i1033" alt="" style="width:468pt;height:.05pt;mso-width-percent:0;mso-height-percent:0;mso-width-percent:0;mso-height-percent:0" o:hralign="center" o:hrstd="t" o:hr="t"/>
+        <w:pict w14:anchorId="0EA53CC4">
+          <v:rect id="_x0000_i1036" alt="" style="width:468pt;height:.05pt;mso-width-percent:0;mso-height-percent:0;mso-width-percent:0;mso-height-percent:0" o:hralign="center" o:hrstd="t" o:hr="t"/>
         </w:pict>
       </w:r>
     </w:p>
@@ -209,8 +209,8 @@
           <w:noProof/>
         </w:rPr>
         <w:lastRenderedPageBreak/>
-        <w:pict w14:anchorId="0DCA464F">
-          <v:rect id="_x0000_i1032" alt="" style="width:468pt;height:.05pt;mso-width-percent:0;mso-height-percent:0;mso-width-percent:0;mso-height-percent:0" o:hralign="center" o:hrstd="t" o:hr="t"/>
+        <w:pict w14:anchorId="501F441F">
+          <v:rect id="_x0000_i1035" alt="" style="width:468pt;height:.05pt;mso-width-percent:0;mso-height-percent:0;mso-width-percent:0;mso-height-percent:0" o:hralign="center" o:hrstd="t" o:hr="t"/>
         </w:pict>
       </w:r>
     </w:p>
@@ -242,8 +242,8 @@
         <w:rPr>
           <w:noProof/>
         </w:rPr>
-        <w:pict w14:anchorId="7680B0C6">
-          <v:rect id="_x0000_i1031" alt="" style="width:468pt;height:.05pt;mso-width-percent:0;mso-height-percent:0;mso-width-percent:0;mso-height-percent:0" o:hralign="center" o:hrstd="t" o:hr="t"/>
+        <w:pict w14:anchorId="4B55E7B8">
+          <v:rect id="_x0000_i1034" alt="" style="width:468pt;height:.05pt;mso-width-percent:0;mso-height-percent:0;mso-width-percent:0;mso-height-percent:0" o:hralign="center" o:hrstd="t" o:hr="t"/>
         </w:pict>
       </w:r>
     </w:p>
@@ -294,8 +294,8 @@
         <w:rPr>
           <w:noProof/>
         </w:rPr>
-        <w:pict w14:anchorId="4586023D">
-          <v:rect id="_x0000_i1030" alt="" style="width:468pt;height:.05pt;mso-width-percent:0;mso-height-percent:0;mso-width-percent:0;mso-height-percent:0" o:hralign="center" o:hrstd="t" o:hr="t"/>
+        <w:pict w14:anchorId="4027C52E">
+          <v:rect id="_x0000_i1033" alt="" style="width:468pt;height:.05pt;mso-width-percent:0;mso-height-percent:0;mso-width-percent:0;mso-height-percent:0" o:hralign="center" o:hrstd="t" o:hr="t"/>
         </w:pict>
       </w:r>
     </w:p>
@@ -322,8 +322,8 @@
         <w:rPr>
           <w:noProof/>
         </w:rPr>
-        <w:pict w14:anchorId="46AE3FF3">
-          <v:rect id="_x0000_i1029" alt="" style="width:468pt;height:.05pt;mso-width-percent:0;mso-height-percent:0;mso-width-percent:0;mso-height-percent:0" o:hralign="center" o:hrstd="t" o:hr="t"/>
+        <w:pict w14:anchorId="4127C766">
+          <v:rect id="_x0000_i1032" alt="" style="width:468pt;height:.05pt;mso-width-percent:0;mso-height-percent:0;mso-width-percent:0;mso-height-percent:0" o:hralign="center" o:hrstd="t" o:hr="t"/>
         </w:pict>
       </w:r>
     </w:p>
@@ -350,8 +350,8 @@
         <w:rPr>
           <w:noProof/>
         </w:rPr>
-        <w:pict w14:anchorId="2AB788DD">
-          <v:rect id="_x0000_i1028" alt="" style="width:468pt;height:.05pt;mso-width-percent:0;mso-height-percent:0;mso-width-percent:0;mso-height-percent:0" o:hralign="center" o:hrstd="t" o:hr="t"/>
+        <w:pict w14:anchorId="28E9985E">
+          <v:rect id="_x0000_i1031" alt="" style="width:468pt;height:.05pt;mso-width-percent:0;mso-height-percent:0;mso-width-percent:0;mso-height-percent:0" o:hralign="center" o:hrstd="t" o:hr="t"/>
         </w:pict>
       </w:r>
     </w:p>
@@ -390,8 +390,8 @@
         <w:rPr>
           <w:noProof/>
         </w:rPr>
-        <w:pict w14:anchorId="373EDD84">
-          <v:rect id="_x0000_i1027" alt="" style="width:468pt;height:.05pt;mso-width-percent:0;mso-height-percent:0;mso-width-percent:0;mso-height-percent:0" o:hralign="center" o:hrstd="t" o:hr="t"/>
+        <w:pict w14:anchorId="7EBC1AAF">
+          <v:rect id="_x0000_i1030" alt="" style="width:468pt;height:.05pt;mso-width-percent:0;mso-height-percent:0;mso-width-percent:0;mso-height-percent:0" o:hralign="center" o:hrstd="t" o:hr="t"/>
         </w:pict>
       </w:r>
     </w:p>
@@ -410,18 +410,130 @@
         <w:pStyle w:val="FirstParagraph"/>
       </w:pPr>
       <w:r>
-        <w:t>Delete one of the slides and o</w:t>
-      </w:r>
-      <w:r>
-        <w:t>ne of the slides appears at the wrong point in the video. Move it to the correct location.</w:t>
-      </w:r>
-    </w:p>
-    <w:p>
+        <w:t xml:space="preserve">Delete one of the slides </w:t>
+      </w:r>
+    </w:p>
+    <w:p>
+      <w:pPr>
+        <w:pStyle w:val="Heading3"/>
+      </w:pPr>
       <w:r>
         <w:rPr>
           <w:noProof/>
         </w:rPr>
-        <w:pict w14:anchorId="4CA3EE6E">
+        <w:pict w14:anchorId="0B412D8F">
+          <v:rect id="_x0000_i1029" alt="" style="width:468pt;height:.05pt;mso-width-percent:0;mso-height-percent:0;mso-width-percent:0;mso-height-percent:0" o:hralign="center" o:hrstd="t" o:hr="t"/>
+        </w:pict>
+      </w:r>
+    </w:p>
+    <w:p>
+      <w:pPr>
+        <w:pStyle w:val="Heading3"/>
+      </w:pPr>
+      <w:r>
+        <w:t xml:space="preserve">Task </w:t>
+      </w:r>
+      <w:r>
+        <w:t>10</w:t>
+      </w:r>
+    </w:p>
+    <w:p>
+      <w:pPr>
+        <w:pStyle w:val="FirstParagraph"/>
+      </w:pPr>
+      <w:r>
+        <w:t>One</w:t>
+      </w:r>
+      <w:r>
+        <w:t xml:space="preserve"> of the slides appears at the wrong point in the video. Move it to the correct location.</w:t>
+      </w:r>
+    </w:p>
+    <w:p>
+      <w:pPr>
+        <w:pStyle w:val="Heading3"/>
+      </w:pPr>
+      <w:r>
+        <w:rPr>
+          <w:noProof/>
+        </w:rPr>
+        <w:pict w14:anchorId="46F0F1AD">
+          <v:rect id="_x0000_i1028" alt="" style="width:468pt;height:.05pt;mso-width-percent:0;mso-height-percent:0;mso-width-percent:0;mso-height-percent:0" o:hralign="center" o:hrstd="t" o:hr="t"/>
+        </w:pict>
+      </w:r>
+    </w:p>
+    <w:p>
+      <w:pPr>
+        <w:pStyle w:val="Heading3"/>
+      </w:pPr>
+    </w:p>
+    <w:p>
+      <w:pPr>
+        <w:pStyle w:val="Heading3"/>
+      </w:pPr>
+      <w:r>
+        <w:t>Task 11</w:t>
+      </w:r>
+    </w:p>
+    <w:p>
+      <w:pPr>
+        <w:pStyle w:val="FirstParagraph"/>
+      </w:pPr>
+      <w:r>
+        <w:t xml:space="preserve">Replace </w:t>
+      </w:r>
+      <w:r>
+        <w:t>the third slide image</w:t>
+      </w:r>
+    </w:p>
+    <w:p>
+      <w:pPr>
+        <w:pStyle w:val="Heading3"/>
+      </w:pPr>
+      <w:r>
+        <w:rPr>
+          <w:noProof/>
+        </w:rPr>
+        <w:lastRenderedPageBreak/>
+        <w:pict w14:anchorId="7CFFDE2B">
+          <v:rect id="_x0000_i1027" alt="" style="width:468pt;height:.05pt;mso-width-percent:0;mso-height-percent:0;mso-width-percent:0;mso-height-percent:0" o:hralign="center" o:hrstd="t" o:hr="t"/>
+        </w:pict>
+      </w:r>
+    </w:p>
+    <w:p>
+      <w:pPr>
+        <w:pStyle w:val="Heading3"/>
+      </w:pPr>
+    </w:p>
+    <w:p>
+      <w:pPr>
+        <w:pStyle w:val="Heading3"/>
+      </w:pPr>
+      <w:r>
+        <w:t xml:space="preserve">Task </w:t>
+      </w:r>
+      <w:r>
+        <w:t>12</w:t>
+      </w:r>
+    </w:p>
+    <w:p>
+      <w:pPr>
+        <w:pStyle w:val="FirstParagraph"/>
+      </w:pPr>
+      <w:r>
+        <w:t>Replace the second slide to a different one.</w:t>
+      </w:r>
+    </w:p>
+    <w:p>
+      <w:pPr>
+        <w:pStyle w:val="BodyText"/>
+      </w:pPr>
+    </w:p>
+    <w:p>
+      <w:r>
+        <w:rPr>
+          <w:noProof/>
+        </w:rPr>
+        <w:pict w14:anchorId="47B2EE59">
           <v:rect id="_x0000_i1026" alt="" style="width:468pt;height:.05pt;mso-width-percent:0;mso-height-percent:0;mso-width-percent:0;mso-height-percent:0" o:hralign="center" o:hrstd="t" o:hr="t"/>
         </w:pict>
       </w:r>
@@ -433,7 +545,10 @@
       <w:bookmarkStart w:id="12" w:name="task-10"/>
       <w:bookmarkEnd w:id="11"/>
       <w:r>
-        <w:t>Task 10</w:t>
+        <w:t xml:space="preserve">Task </w:t>
+      </w:r>
+      <w:r>
+        <w:t>13</w:t>
       </w:r>
     </w:p>
     <w:p>
@@ -493,7 +608,7 @@
         <w:rPr>
           <w:noProof/>
         </w:rPr>
-        <w:pict w14:anchorId="50AE113A">
+        <w:pict w14:anchorId="6624C460">
           <v:rect id="_x0000_i1025" alt="" style="width:468pt;height:.05pt;mso-width-percent:0;mso-height-percent:0;mso-width-percent:0;mso-height-percent:0" o:hralign="center" o:hrstd="t" o:hr="t"/>
         </w:pict>
       </w:r>
@@ -506,7 +621,6 @@
       <w:bookmarkEnd w:id="2"/>
       <w:bookmarkEnd w:id="12"/>
       <w:r>
-        <w:lastRenderedPageBreak/>
         <w:t>Final Questions</w:t>
       </w:r>
     </w:p>
@@ -1209,7 +1323,6 @@
     <w:next w:val="BodyText"/>
     <w:link w:val="Heading3Char"/>
     <w:uiPriority w:val="9"/>
-    <w:semiHidden/>
     <w:unhideWhenUsed/>
     <w:qFormat/>
     <w:rsid w:val="00A10FD9"/>
@@ -1564,7 +1677,6 @@
     <w:basedOn w:val="DefaultParagraphFont"/>
     <w:link w:val="Heading3"/>
     <w:uiPriority w:val="9"/>
-    <w:semiHidden/>
     <w:rsid w:val="00A10FD9"/>
     <w:rPr>
       <w:rFonts w:eastAsiaTheme="majorEastAsia" w:cstheme="majorBidi"/>
